--- a/Pregrado/Creatividad y pensamiento innovador/Clases/Recursos/ACAs/ACA 3 - Corte 3 - Propuesta de Innovacion final.docx
+++ b/Pregrado/Creatividad y pensamiento innovador/Clases/Recursos/ACAs/ACA 3 - Corte 3 - Propuesta de Innovacion final.docx
@@ -250,7 +250,25 @@
           <w:color w:val="2B2B2B"/>
           <w:sz w:val="22"/>
         </w:rPr>
-        <w:t xml:space="preserve"> Syllabus SIAC EI004_VIR · Art. 52: Corte 1 = 30% · Corte 2 = 30% · Corte 3 = 40%. Producto conductor: Propuesta de Innovación (desde semana 1). Mecanismos: talleres, parciales, simulaciones, etc. con rúbrica. Desglose EV exacto: confirmar en CDigital.</w:t>
+        <w:t xml:space="preserve"> Syllabus SIAC EI004_VIR · Art. 52: Corte 1 = 30% · Corte 2 = 30% · Corte 3 = 40%. Producto conductor: Propuesta de Innovación (desde semana 1). Mecanismos: talleres, parciales, simulaciones, etc. con rúbrica. Esta ACA evalúa el </w:t>
+      </w:r>
+      <w:r>
+        <w:rPr>
+          <w:rFonts w:ascii="Calibri" w:hAnsi="Calibri"/>
+          <w:b/>
+          <w:color w:val="2B2B2B"/>
+          <w:sz w:val="22"/>
+        </w:rPr>
+        <w:t>100% de su corte</w:t>
+      </w:r>
+      <w:r>
+        <w:rPr>
+          <w:rFonts w:ascii="Calibri" w:hAnsi="Calibri"/>
+          <w:b w:val="0"/>
+          <w:color w:val="2B2B2B"/>
+          <w:sz w:val="22"/>
+        </w:rPr>
+        <w:t>: no se subdivide en varios EV.</w:t>
       </w:r>
     </w:p>
     <w:p>
@@ -358,7 +376,7 @@
           <w:color w:val="2B2B2B"/>
           <w:sz w:val="22"/>
         </w:rPr>
-        <w:t xml:space="preserve"> apertura 09/09/2026 – cierre 16/09/2026.</w:t>
+        <w:t xml:space="preserve"> apertura 10/09/2026 – cierre 16/09/2026.</w:t>
       </w:r>
     </w:p>
     <w:p>

--- a/Pregrado/Creatividad y pensamiento innovador/Clases/Recursos/ACAs/ACA 3 - Corte 3 - Propuesta de Innovacion final.docx
+++ b/Pregrado/Creatividad y pensamiento innovador/Clases/Recursos/ACAs/ACA 3 - Corte 3 - Propuesta de Innovacion final.docx
@@ -392,7 +392,7 @@
           <w:color w:val="2B2B2B"/>
           <w:sz w:val="21"/>
         </w:rPr>
-        <w:t>Fecha calculada con la regla del periodo (pesos + día de clase; ver Presentación del Curso / Manual).</w:t>
+        <w:t>Ventanas fijadas por el Docente (2026-08-10) para que cada ACA tenga clases de contenido cursadas antes de su cierre — la Sesión 01 es de encuadre y no dicta tema. Respetan la fecha de recepción institucional del curso.</w:t>
       </w:r>
     </w:p>
     <w:p>
@@ -966,7 +966,7 @@
           <w:color w:val="2B2B2B"/>
           <w:sz w:val="22"/>
         </w:rPr>
-        <w:t xml:space="preserve">Tras </w:t>
+        <w:t xml:space="preserve">Tras la </w:t>
       </w:r>
       <w:r>
         <w:rPr>
@@ -975,7 +975,7 @@
           <w:color w:val="2B2B2B"/>
           <w:sz w:val="22"/>
         </w:rPr>
-        <w:t>Sesiones 07–08</w:t>
+        <w:t>Sesión 06</w:t>
       </w:r>
       <w:r>
         <w:rPr>
@@ -984,7 +984,43 @@
           <w:color w:val="2B2B2B"/>
           <w:sz w:val="22"/>
         </w:rPr>
-        <w:t xml:space="preserve"> (vigilancia tecnológica · innovación local–internacional / entidades de apoyo).</w:t>
+        <w:t xml:space="preserve"> (vigilancia tecnológica), última sesión antes del cierre. La </w:t>
+      </w:r>
+      <w:r>
+        <w:rPr>
+          <w:rFonts w:ascii="Calibri" w:hAnsi="Calibri"/>
+          <w:b/>
+          <w:color w:val="2B2B2B"/>
+          <w:sz w:val="22"/>
+        </w:rPr>
+        <w:t>Sesión 07</w:t>
+      </w:r>
+      <w:r>
+        <w:rPr>
+          <w:rFonts w:ascii="Calibri" w:hAnsi="Calibri"/>
+          <w:b w:val="0"/>
+          <w:color w:val="2B2B2B"/>
+          <w:sz w:val="22"/>
+        </w:rPr>
+        <w:t xml:space="preserve"> (innovación local–internacional · entidades de apoyo) es el cierre del curso y va </w:t>
+      </w:r>
+      <w:r>
+        <w:rPr>
+          <w:rFonts w:ascii="Calibri" w:hAnsi="Calibri"/>
+          <w:b/>
+          <w:color w:val="2B2B2B"/>
+          <w:sz w:val="22"/>
+        </w:rPr>
+        <w:t>después</w:t>
+      </w:r>
+      <w:r>
+        <w:rPr>
+          <w:rFonts w:ascii="Calibri" w:hAnsi="Calibri"/>
+          <w:b w:val="0"/>
+          <w:color w:val="2B2B2B"/>
+          <w:sz w:val="22"/>
+        </w:rPr>
+        <w:t xml:space="preserve"> de la recepción.</w:t>
       </w:r>
     </w:p>
     <w:p>
@@ -1000,26 +1036,7 @@
           <w:color w:val="2B2B2B"/>
           <w:sz w:val="21"/>
         </w:rPr>
-        <w:t>Fechas de este enunciado: cálculo regenerable (</w:t>
-      </w:r>
-      <w:r>
-        <w:rPr>
-          <w:rFonts w:ascii="Consolas" w:hAnsi="Consolas"/>
-          <w:i/>
-          <w:color w:val="111111"/>
-          <w:sz w:val="20"/>
-        </w:rPr>
-        <w:t>config/cursos/fechas_entrega_aca.py</w:t>
-      </w:r>
-      <w:r>
-        <w:rPr>
-          <w:rFonts w:ascii="Calibri" w:hAnsi="Calibri"/>
-          <w:b w:val="0"/>
-          <w:i/>
-          <w:color w:val="2B2B2B"/>
-          <w:sz w:val="21"/>
-        </w:rPr>
-        <w:t>) · Periodo [inicio–recepción] repartido por pesos del componente; entrega = día de clase semanal en o antes del fin de tramo (ultimo item &lt;= recepcion). P1: coev/autoev tras ACA 3 hasta cierre. Fuente: config/cursos/fechas_entrega_aca.py + carga_academica_2026.json.</w:t>
+        <w:t>Fechas de este enunciado: Ventanas fijadas por el Docente (2026-08-10) para que cada ACA tenga clases de contenido cursadas antes de su cierre — la Sesión 01 es de encuadre y no dicta tema. Respetan la fecha de recepción institucional del curso.</w:t>
       </w:r>
     </w:p>
     <w:sectPr>

--- a/Pregrado/Creatividad y pensamiento innovador/Clases/Recursos/ACAs/ACA 3 - Corte 3 - Propuesta de Innovacion final.docx
+++ b/Pregrado/Creatividad y pensamiento innovador/Clases/Recursos/ACAs/ACA 3 - Corte 3 - Propuesta de Innovacion final.docx
@@ -230,7 +230,7 @@
           <w:color w:val="2B2B2B"/>
           <w:sz w:val="22"/>
         </w:rPr>
-        <w:t xml:space="preserve"> ([URL CDigital — campus del curso pendiente])</w:t>
+        <w:t xml:space="preserve"> (https://cdigital.cun.edu.co/course/view.php?id=115463)</w:t>
       </w:r>
     </w:p>
     <w:p>
